--- a/docs/Recess_11-ImplementationBlueprint_v1.7.0-beta.2.docx
+++ b/docs/Recess_11-ImplementationBlueprint_v1.7.0-beta.2.docx
@@ -134,7 +134,7 @@
           </w:tcPr>
           <w:p>
             <w:r>
-              <w:t>2026-07-22</w:t>
+              <w:t>2026-07-23</w:t>
             </w:r>
           </w:p>
         </w:tc>
@@ -1538,7 +1538,7 @@
         <w:pStyle w:val="ListBullet"/>
       </w:pPr>
       <w:r>
-        <w:t>Formatting, analysis, focused regressions, the complete 126-test suite, Flutter bundle, Android debug APK, and Git whitespace checks form the release gate.</w:t>
+        <w:t>Formatting, analysis, focused regressions, the complete 136-test suite, Flutter bundle, Android debug APK, and Git whitespace checks form the release gate.</w:t>
       </w:r>
     </w:p>
     <w:p>
@@ -1547,6 +1547,46 @@
       </w:pPr>
       <w:r>
         <w:t>Version 1.7.0-beta.2 is the current Beta candidate; version 1.6.1 remains current Stable and beta.1 remains historical.</w:t>
+      </w:r>
+    </w:p>
+    <w:p>
+      <w:pPr>
+        <w:pStyle w:val="Heading1"/>
+      </w:pPr>
+      <w:r>
+        <w:t>Release-candidate stabilization status</w:t>
+      </w:r>
+    </w:p>
+    <w:p>
+      <w:pPr>
+        <w:pStyle w:val="ListBullet"/>
+      </w:pPr>
+      <w:r>
+        <w:t>The production audit found no stale TODO, FIXME, HACK, production debug log, debug-only UI, or unused active runtime asset. The inactive iOS LaunchImage template remains unreferenced pending macOS validation.</w:t>
+      </w:r>
+    </w:p>
+    <w:p>
+      <w:pPr>
+        <w:pStyle w:val="ListBullet"/>
+      </w:pPr>
+      <w:r>
+        <w:t>Formatting, static analysis, 43 focused Quiet Hours regressions, the complete 136-test suite, Flutter bundle, Android debug APK, and Git whitespace validation pass.</w:t>
+      </w:r>
+    </w:p>
+    <w:p>
+      <w:pPr>
+        <w:pStyle w:val="ListBullet"/>
+      </w:pPr>
+      <w:r>
+        <w:t>Manual upgrade, permission, locked-device, reboot, timezone/DST, and lifecycle checks remain required.</w:t>
+      </w:r>
+    </w:p>
+    <w:p>
+      <w:pPr>
+        <w:pStyle w:val="ListBullet"/>
+      </w:pPr>
+      <w:r>
+        <w:t>The Quiet Hours source mismatch is resolved: scheduled cadence and deferred Bells inside same-day or overnight ranges are skipped without shifting cadence. Automated coverage clears the source-level blocker; locked-phone Android validation remains required before v1.0.0-rc.1. No RC version bump is approved by this audit.</w:t>
       </w:r>
     </w:p>
     <w:sectPr>
